--- a/documentacao/arquivos/garantia-qualidade/LabMedSys - Modulo Garantia da Qualidade - Controle de Desvios - Tela 10 Plano de Ação Preventiva - Análise.docx
+++ b/documentacao/arquivos/garantia-qualidade/LabMedSys - Modulo Garantia da Qualidade - Controle de Desvios - Tela 10 Plano de Ação Preventiva - Análise.docx
@@ -946,7 +946,7 @@
               <w:rPr>
                 <w:szCs w:val="20"/>
               </w:rPr>
-              <w:t>21/10/2026</w:t>
+              <w:t>22/10/2026</w:t>
             </w:r>
           </w:p>
         </w:tc>
@@ -3667,7 +3667,7 @@
         <w:rPr>
           <w:szCs w:val="20"/>
         </w:rPr>
-        <w:t xml:space="preserve">Estado nos testes: a tela ainda não tem caso próprio executado. O desvio RD 006/26 passou por ela e chegou a Pendente Monitoramento do Plano Ação Preventiva (execucao/2026-10-15/resultado.md, CT-GQ-023), mas o passo não está descrito no resultado. Inferência: o plano foi salvo sem erro.</w:t>
+        <w:t xml:space="preserve">Estado nos testes: rodada 1 de 21/10/2026 (execucao/2026-10-21-desvios-rodada-1/resultado.md), com o desvio RD 056/26 e a massa de dados. Foram executados cinco casos próprios (CT-GQ-N10-05, N10-06, N10-10, N10-12 e N10-13) e cinco casos de volume e consulta (CT-GQ-F05, F06, F08, F09 e F11). Resultado: 3 passaram, 4 passaram com ressalva e 3 falharam. Antes disso, o desvio RD 006/26 passou por esta tela e chegou a Pendente Monitoramento do Plano Ação Preventiva (execucao/2026-10-15/resultado.md, CT-GQ-023), sem descrição do passo.</w:t>
       </w:r>
     </w:p>
     <w:p>
@@ -4068,6 +4068,315 @@
     <w:p>
       <w:pPr>
         <w:keepNext/>
+        <w:spacing w:before="120" w:after="0" w:line="360" w:lineRule="auto"/>
+        <w:rPr>
+          <w:b/>
+          <w:bCs/>
+          <w:szCs w:val="20"/>
+        </w:rPr>
+      </w:pPr>
+      <w:r>
+        <w:rPr>
+          <w:b/>
+          <w:bCs/>
+          <w:szCs w:val="20"/>
+        </w:rPr>
+        <w:t xml:space="preserve">Confirmado na rodada 1 (21/10/2026)</w:t>
+      </w:r>
+    </w:p>
+    <w:p>
+      <w:pPr>
+        <w:spacing w:after="0" w:line="360" w:lineRule="auto"/>
+        <w:rPr>
+          <w:szCs w:val="20"/>
+        </w:rPr>
+      </w:pPr>
+      <w:r>
+        <w:rPr>
+          <w:szCs w:val="20"/>
+        </w:rPr>
+        <w:t xml:space="preserve">Fonte: execucao/2026-10-21-desvios-rodada-1/resultado.md. Casos desta tela: CT-GQ-N10-05, N10-06, N10-10, N10-12 e N10-13, mais os de volume e consulta F05, F06, F08, F09 e F11. A frase "nenhum defeito registrado até 16/10/2026" acima vale para aquela data; a rodada 1 registrou os defeitos abaixo.</w:t>
+      </w:r>
+    </w:p>
+    <w:p>
+      <w:pPr>
+        <w:spacing w:after="0" w:line="360" w:lineRule="auto"/>
+        <w:rPr>
+          <w:szCs w:val="20"/>
+        </w:rPr>
+      </w:pPr>
+      <w:r>
+        <w:rPr>
+          <w:szCs w:val="20"/>
+        </w:rPr>
+        <w:t xml:space="preserve">Defeitos novos que dizem respeito a esta tela:</w:t>
+      </w:r>
+    </w:p>
+    <w:p>
+      <w:pPr>
+        <w:numPr>
+          <w:ilvl w:val="0"/>
+          <w:numId w:val="2"/>
+        </w:numPr>
+        <w:spacing w:after="0" w:line="360" w:lineRule="auto"/>
+        <w:rPr>
+          <w:szCs w:val="20"/>
+        </w:rPr>
+      </w:pPr>
+      <w:r>
+        <w:rPr>
+          <w:szCs w:val="20"/>
+        </w:rPr>
+        <w:t xml:space="preserve">DV-GQ-036 (gravidade Alta): o histórico do desvio, depois de salvar o plano preventivo, registra só a mudança de situação, o título da ação preventiva, a observação e o responsável. As ações do plano (descrição, prazo e responsável de cada uma) não aparecem. O defeito é do histórico em geral e afeta as outras etapas. Evidências: N10-12-historico-apos-plano-preventivo, N10-12-lista-tela10-depois.</w:t>
+      </w:r>
+    </w:p>
+    <w:p>
+      <w:pPr>
+        <w:numPr>
+          <w:ilvl w:val="0"/>
+          <w:numId w:val="2"/>
+        </w:numPr>
+        <w:spacing w:after="0" w:line="360" w:lineRule="auto"/>
+        <w:rPr>
+          <w:szCs w:val="20"/>
+        </w:rPr>
+      </w:pPr>
+      <w:r>
+        <w:rPr>
+          <w:szCs w:val="20"/>
+        </w:rPr>
+        <w:t xml:space="preserve">DV-GQ-026 (Média): o filtro RD/Nº não acha o desvio quando se digita o número com o ano (por exemplo 056/26); só o número puro acha. Vale para 9 das 12 telas de lista. Evidência: N04-02-filtro-030.</w:t>
+      </w:r>
+    </w:p>
+    <w:p>
+      <w:pPr>
+        <w:numPr>
+          <w:ilvl w:val="0"/>
+          <w:numId w:val="2"/>
+        </w:numPr>
+        <w:spacing w:after="0" w:line="360" w:lineRule="auto"/>
+        <w:rPr>
+          <w:szCs w:val="20"/>
+        </w:rPr>
+      </w:pPr>
+      <w:r>
+        <w:rPr>
+          <w:szCs w:val="20"/>
+        </w:rPr>
+        <w:t xml:space="preserve">DV-GQ-027 (Média): nesta lista, início e fim no mesmo dia devolvem 0 linhas, e só a data "até" também devolve 0; data impossível (31/02/2026) é ignorada sem mensagem.</w:t>
+      </w:r>
+    </w:p>
+    <w:p>
+      <w:pPr>
+        <w:numPr>
+          <w:ilvl w:val="0"/>
+          <w:numId w:val="2"/>
+        </w:numPr>
+        <w:spacing w:after="0" w:line="360" w:lineRule="auto"/>
+        <w:rPr>
+          <w:szCs w:val="20"/>
+        </w:rPr>
+      </w:pPr>
+      <w:r>
+        <w:rPr>
+          <w:szCs w:val="20"/>
+        </w:rPr>
+        <w:t xml:space="preserve">DV-GQ-028 (Média): o filtro de situação não filtra como se espera; com Aprovado Plano Ação Corretiva a lista trouxe 1 de 6 linhas. Evidência: N12-03-filtro-aprovado (tela 12, mesmo problema).</w:t>
+      </w:r>
+    </w:p>
+    <w:p>
+      <w:pPr>
+        <w:spacing w:after="0" w:line="360" w:lineRule="auto"/>
+        <w:rPr>
+          <w:szCs w:val="20"/>
+        </w:rPr>
+      </w:pPr>
+      <w:r>
+        <w:rPr>
+          <w:szCs w:val="20"/>
+        </w:rPr>
+        <w:t xml:space="preserve">Pontos de atenção do código que se confirmaram:</w:t>
+      </w:r>
+    </w:p>
+    <w:p>
+      <w:pPr>
+        <w:numPr>
+          <w:ilvl w:val="0"/>
+          <w:numId w:val="2"/>
+        </w:numPr>
+        <w:spacing w:after="0" w:line="360" w:lineRule="auto"/>
+        <w:rPr>
+          <w:szCs w:val="20"/>
+        </w:rPr>
+      </w:pPr>
+      <w:r>
+        <w:rPr>
+          <w:szCs w:val="20"/>
+        </w:rPr>
+        <w:t xml:space="preserve">Histórico incompleto depois de salvar o plano (DV-GQ-036).</w:t>
+      </w:r>
+    </w:p>
+    <w:p>
+      <w:pPr>
+        <w:numPr>
+          <w:ilvl w:val="0"/>
+          <w:numId w:val="2"/>
+        </w:numPr>
+        <w:spacing w:after="0" w:line="360" w:lineRule="auto"/>
+        <w:rPr>
+          <w:szCs w:val="20"/>
+        </w:rPr>
+      </w:pPr>
+      <w:r>
+        <w:rPr>
+          <w:szCs w:val="20"/>
+        </w:rPr>
+        <w:t xml:space="preserve">Filtro RD/Nº sem aceitar o ano (RN-GQ-D10-12) e data "até" que não inclui o dia final (RN-GQ-D10-11).</w:t>
+      </w:r>
+    </w:p>
+    <w:p>
+      <w:pPr>
+        <w:numPr>
+          <w:ilvl w:val="0"/>
+          <w:numId w:val="2"/>
+        </w:numPr>
+        <w:spacing w:after="0" w:line="360" w:lineRule="auto"/>
+        <w:rPr>
+          <w:szCs w:val="20"/>
+        </w:rPr>
+      </w:pPr>
+      <w:r>
+        <w:rPr>
+          <w:szCs w:val="20"/>
+        </w:rPr>
+        <w:t xml:space="preserve">Responsável de qualquer área, sem filtro (RN-GQ-D10-04).</w:t>
+      </w:r>
+    </w:p>
+    <w:p>
+      <w:pPr>
+        <w:numPr>
+          <w:ilvl w:val="0"/>
+          <w:numId w:val="2"/>
+        </w:numPr>
+        <w:spacing w:after="0" w:line="360" w:lineRule="auto"/>
+        <w:rPr>
+          <w:szCs w:val="20"/>
+        </w:rPr>
+      </w:pPr>
+      <w:r>
+        <w:rPr>
+          <w:szCs w:val="20"/>
+        </w:rPr>
+        <w:t xml:space="preserve">As cinco mensagens de obrigatoriedade e as três da ação incompleta aparecem como previsto (CT-GQ-N10-05 e N10-06).</w:t>
+      </w:r>
+    </w:p>
+    <w:p>
+      <w:pPr>
+        <w:numPr>
+          <w:ilvl w:val="0"/>
+          <w:numId w:val="2"/>
+        </w:numPr>
+        <w:spacing w:after="0" w:line="360" w:lineRule="auto"/>
+        <w:rPr>
+          <w:szCs w:val="20"/>
+        </w:rPr>
+      </w:pPr>
+      <w:r>
+        <w:rPr>
+          <w:szCs w:val="20"/>
+        </w:rPr>
+        <w:t xml:space="preserve">Depois de salvo, o desvio sai da lista desta tela.</w:t>
+      </w:r>
+    </w:p>
+    <w:p>
+      <w:pPr>
+        <w:spacing w:after="0" w:line="360" w:lineRule="auto"/>
+        <w:rPr>
+          <w:szCs w:val="20"/>
+        </w:rPr>
+      </w:pPr>
+      <w:r>
+        <w:rPr>
+          <w:szCs w:val="20"/>
+        </w:rPr>
+        <w:t xml:space="preserve">Pontos de atenção que não foram confirmados ou não foram testados:</w:t>
+      </w:r>
+    </w:p>
+    <w:p>
+      <w:pPr>
+        <w:numPr>
+          <w:ilvl w:val="0"/>
+          <w:numId w:val="2"/>
+        </w:numPr>
+        <w:spacing w:after="0" w:line="360" w:lineRule="auto"/>
+        <w:rPr>
+          <w:szCs w:val="20"/>
+        </w:rPr>
+      </w:pPr>
+      <w:r>
+        <w:rPr>
+          <w:szCs w:val="20"/>
+        </w:rPr>
+        <w:t xml:space="preserve">Plano vazio gravado só de abrir a tela (RN-GQ-D10-01): inconclusivo, porque nenhuma tela mostra o plano vazio (CT-GQ-N10-13).</w:t>
+      </w:r>
+    </w:p>
+    <w:p>
+      <w:pPr>
+        <w:numPr>
+          <w:ilvl w:val="0"/>
+          <w:numId w:val="2"/>
+        </w:numPr>
+        <w:spacing w:after="0" w:line="360" w:lineRule="auto"/>
+        <w:rPr>
+          <w:szCs w:val="20"/>
+        </w:rPr>
+      </w:pPr>
+      <w:r>
+        <w:rPr>
+          <w:szCs w:val="20"/>
+        </w:rPr>
+        <w:t xml:space="preserve">Formatos de prazo (CT-GQ-N10-07), limites de tamanho (N10-08), exclusão de ação antes de salvar (N10-09), anexos (N10-14), recusar a confirmação (N10-15), impressão do Relatório de CAPA a partir desta tela (N10-16) e fechamento da tela depois de salvar (N10-17): não executados. A impressão do CAPA deu erro em outras telas na mesma rodada (DV-GQ-018, a confirmar se é do ambiente).</w:t>
+      </w:r>
+    </w:p>
+    <w:p>
+      <w:pPr>
+        <w:numPr>
+          <w:ilvl w:val="0"/>
+          <w:numId w:val="2"/>
+        </w:numPr>
+        <w:spacing w:after="0" w:line="360" w:lineRule="auto"/>
+        <w:rPr>
+          <w:szCs w:val="20"/>
+        </w:rPr>
+      </w:pPr>
+      <w:r>
+        <w:rPr>
+          <w:szCs w:val="20"/>
+        </w:rPr>
+        <w:t xml:space="preserve">Botão Limpar da lista que não esvazia a tabela: não testado.</w:t>
+      </w:r>
+    </w:p>
+    <w:p>
+      <w:pPr>
+        <w:numPr>
+          <w:ilvl w:val="0"/>
+          <w:numId w:val="2"/>
+        </w:numPr>
+        <w:spacing w:after="0" w:line="360" w:lineRule="auto"/>
+        <w:rPr>
+          <w:szCs w:val="20"/>
+        </w:rPr>
+      </w:pPr>
+      <w:r>
+        <w:rPr>
+          <w:szCs w:val="20"/>
+        </w:rPr>
+        <w:t xml:space="preserve">Prazo com data passada aceito (RN-GQ-D10-03): não exercitado nesta tela; o plano corretivo com prazo no passado foi aceito na tela 8 (CT-GQ-N08-04).</w:t>
+      </w:r>
+    </w:p>
+    <w:p>
+      <w:pPr>
+        <w:keepNext/>
         <w:widowControl/>
         <w:numPr>
           <w:ilvl w:val="0"/>
@@ -4136,6 +4445,111 @@
           <w:szCs w:val="20"/>
         </w:rPr>
         <w:t xml:space="preserve">levantamento/desvios-situacoes-automatico.md, bloco PlanoAcaoPreventivaRNC: "MUDA PARA: PendenteAprovacao (:131)" é a situação do plano, não do desvio; o levantamento automático não distingue as duas.</w:t>
+      </w:r>
+    </w:p>
+    <w:p>
+      <w:pPr>
+        <w:keepNext/>
+        <w:spacing w:before="120" w:after="0" w:line="360" w:lineRule="auto"/>
+        <w:rPr>
+          <w:b/>
+          <w:bCs/>
+          <w:szCs w:val="20"/>
+        </w:rPr>
+      </w:pPr>
+      <w:r>
+        <w:rPr>
+          <w:b/>
+          <w:bCs/>
+          <w:szCs w:val="20"/>
+        </w:rPr>
+        <w:t xml:space="preserve">Rodada 1 (21/10/2026)</w:t>
+      </w:r>
+    </w:p>
+    <w:p>
+      <w:pPr>
+        <w:spacing w:after="0" w:line="360" w:lineRule="auto"/>
+        <w:rPr>
+          <w:szCs w:val="20"/>
+        </w:rPr>
+      </w:pPr>
+      <w:r>
+        <w:rPr>
+          <w:szCs w:val="20"/>
+        </w:rPr>
+        <w:t xml:space="preserve">A tabela de divergências do resultado.md não traz nenhum item desta tela. Do que a rodada mostrou em comparação com esta página:</w:t>
+      </w:r>
+    </w:p>
+    <w:p>
+      <w:pPr>
+        <w:numPr>
+          <w:ilvl w:val="0"/>
+          <w:numId w:val="2"/>
+        </w:numPr>
+        <w:spacing w:after="0" w:line="360" w:lineRule="auto"/>
+        <w:rPr>
+          <w:szCs w:val="20"/>
+        </w:rPr>
+      </w:pPr>
+      <w:r>
+        <w:rPr>
+          <w:szCs w:val="20"/>
+        </w:rPr>
+        <w:t xml:space="preserve">RN-GQ-D10-09 dizia que o histórico registra o plano campo a campo; a tela mostrou que as ações do plano não entram (DV-GQ-036). Ficou resolvida nesta atualização: a regra e o caso CT-GQ-N10-12 foram corrigidos.</w:t>
+      </w:r>
+    </w:p>
+    <w:p>
+      <w:pPr>
+        <w:numPr>
+          <w:ilvl w:val="0"/>
+          <w:numId w:val="2"/>
+        </w:numPr>
+        <w:spacing w:after="0" w:line="360" w:lineRule="auto"/>
+        <w:rPr>
+          <w:szCs w:val="20"/>
+        </w:rPr>
+      </w:pPr>
+      <w:r>
+        <w:rPr>
+          <w:szCs w:val="20"/>
+        </w:rPr>
+        <w:t xml:space="preserve">O resultado dos casos de volume diz que o filtro de situação "Reprovado" devolve 0 em todas as telas; esta página documenta, para esta lista, só as opções TODAS e Aprovado Plano Ação Corretiva. O resultado.md não diz se a opção Reprovado existe aqui. Em aberto: conferir na tela.</w:t>
+      </w:r>
+    </w:p>
+    <w:p>
+      <w:pPr>
+        <w:numPr>
+          <w:ilvl w:val="0"/>
+          <w:numId w:val="2"/>
+        </w:numPr>
+        <w:spacing w:after="0" w:line="360" w:lineRule="auto"/>
+        <w:rPr>
+          <w:szCs w:val="20"/>
+        </w:rPr>
+      </w:pPr>
+      <w:r>
+        <w:rPr>
+          <w:szCs w:val="20"/>
+        </w:rPr>
+        <w:t xml:space="preserve">RN-GQ-D10-09 diz que o código do responsável fica fora do histórico; o histórico mostrou "o responsável" sem indicar se é o nome ou o código. Em aberto.</w:t>
+      </w:r>
+    </w:p>
+    <w:p>
+      <w:pPr>
+        <w:numPr>
+          <w:ilvl w:val="0"/>
+          <w:numId w:val="2"/>
+        </w:numPr>
+        <w:spacing w:after="0" w:line="360" w:lineRule="auto"/>
+        <w:rPr>
+          <w:szCs w:val="20"/>
+        </w:rPr>
+      </w:pPr>
+      <w:r>
+        <w:rPr>
+          <w:szCs w:val="20"/>
+        </w:rPr>
+        <w:t xml:space="preserve">Fora isso, as mensagens, os campos e os botões descritos conferem com a tela nos casos executados.</w:t>
       </w:r>
     </w:p>
     <w:sectPr>
